--- a/הַסֵּפֶר/הַתּוֹרָה/01 בראשית/45 בראשית מה.docx
+++ b/הַסֵּפֶר/הַתּוֹרָה/01 בראשית/45 בראשית מה.docx
@@ -41,7 +41,7 @@
           <w:pgNumType w:start="1"/>
         </w:sectPr>
       </w:pPr>
-      <w:bookmarkStart w:colFirst="0" w:colLast="0" w:name="_q5nw8c7mvcap" w:id="0"/>
+      <w:bookmarkStart w:colFirst="0" w:colLast="0" w:name="_r8v0a7c2srnu" w:id="0"/>
       <w:bookmarkEnd w:id="0"/>
       <w:r>
         <w:rPr>

--- a/הַסֵּפֶר/הַתּוֹרָה/01 בראשית/45 בראשית מה.docx
+++ b/הַסֵּפֶר/הַתּוֹרָה/01 בראשית/45 בראשית מה.docx
@@ -41,7 +41,7 @@
           <w:pgNumType w:start="1"/>
         </w:sectPr>
       </w:pPr>
-      <w:bookmarkStart w:colFirst="0" w:colLast="0" w:name="_r8v0a7c2srnu" w:id="0"/>
+      <w:bookmarkStart w:colFirst="0" w:colLast="0" w:name="_4rsx5jjkyb8a" w:id="0"/>
       <w:bookmarkEnd w:id="0"/>
       <w:r>
         <w:rPr>

--- a/הַסֵּפֶר/הַתּוֹרָה/01 בראשית/45 בראשית מה.docx
+++ b/הַסֵּפֶר/הַתּוֹרָה/01 בראשית/45 בראשית מה.docx
@@ -41,7 +41,7 @@
           <w:pgNumType w:start="1"/>
         </w:sectPr>
       </w:pPr>
-      <w:bookmarkStart w:colFirst="0" w:colLast="0" w:name="_4rsx5jjkyb8a" w:id="0"/>
+      <w:bookmarkStart w:colFirst="0" w:colLast="0" w:name="_9japkpsefzqx" w:id="0"/>
       <w:bookmarkEnd w:id="0"/>
       <w:r>
         <w:rPr>
